--- a/Право/Право ПРАКТИКА №5.docx
+++ b/Право/Право ПРАКТИКА №5.docx
@@ -8,15 +8,21 @@
         <w:jc w:val="center"/>
         <w:rPr>
           <w:rFonts w:ascii="Times New Roman" w:hAnsi="Times New Roman" w:cs="Times New Roman"/>
-          <w:sz w:val="28"/>
-          <w:szCs w:val="28"/>
-        </w:rPr>
-      </w:pPr>
-      <w:r>
-        <w:rPr>
-          <w:rFonts w:ascii="Times New Roman" w:hAnsi="Times New Roman" w:cs="Times New Roman"/>
-          <w:sz w:val="28"/>
-          <w:szCs w:val="28"/>
+          <w:b/>
+          <w:bCs/>
+          <w:sz w:val="28"/>
+          <w:szCs w:val="28"/>
+          <w:u w:val="single"/>
+        </w:rPr>
+      </w:pPr>
+      <w:r>
+        <w:rPr>
+          <w:rFonts w:ascii="Times New Roman" w:hAnsi="Times New Roman" w:cs="Times New Roman"/>
+          <w:b/>
+          <w:bCs/>
+          <w:sz w:val="28"/>
+          <w:szCs w:val="28"/>
+          <w:u w:val="single"/>
         </w:rPr>
         <w:t>Практическая работа №5</w:t>
       </w:r>
@@ -27,15 +33,21 @@
         <w:jc w:val="center"/>
         <w:rPr>
           <w:rFonts w:ascii="Times New Roman" w:hAnsi="Times New Roman" w:cs="Times New Roman"/>
-          <w:sz w:val="28"/>
-          <w:szCs w:val="28"/>
-        </w:rPr>
-      </w:pPr>
-      <w:r>
-        <w:rPr>
-          <w:rFonts w:ascii="Times New Roman" w:hAnsi="Times New Roman" w:cs="Times New Roman"/>
-          <w:sz w:val="28"/>
-          <w:szCs w:val="28"/>
+          <w:b/>
+          <w:bCs/>
+          <w:sz w:val="28"/>
+          <w:szCs w:val="28"/>
+          <w:u w:val="single"/>
+        </w:rPr>
+      </w:pPr>
+      <w:r>
+        <w:rPr>
+          <w:rFonts w:ascii="Times New Roman" w:hAnsi="Times New Roman" w:cs="Times New Roman"/>
+          <w:b/>
+          <w:bCs/>
+          <w:sz w:val="28"/>
+          <w:szCs w:val="28"/>
+          <w:u w:val="single"/>
         </w:rPr>
         <w:t>Тема «Трудовые правоотношения»</w:t>
       </w:r>
